--- a/doc/声通实验.docx
+++ b/doc/声通实验.docx
@@ -214,7 +214,7 @@
         </w:numPr>
         <w:ind w:leftChars="0"/>
         <w:rPr>
-          <w:rFonts w:hint="default"/>
+          <w:rFonts w:hint="eastAsia"/>
           <w:lang w:val="en-US" w:eastAsia="zh-Hans"/>
         </w:rPr>
       </w:pPr>
@@ -289,7 +289,52 @@
           <w:numId w:val="0"/>
         </w:numPr>
         <w:ind w:leftChars="0"/>
-      </w:pPr>
+        <w:rPr>
+          <w:rFonts w:hint="default"/>
+          <w:lang w:val="en-US" w:eastAsia="zh-Hans"/>
+        </w:rPr>
+      </w:pPr>
+      <w:bookmarkStart w:id="0" w:name="_GoBack"/>
+      <w:r>
+        <w:rPr>
+          <w:rFonts w:hint="default"/>
+          <w:lang w:val="en-US" w:eastAsia="zh-Hans"/>
+        </w:rPr>
+        <w:t>ID=01;C=01;IMG=fm_20251027_134455.jpg;POS=31.5678,121.8765</w:t>
+      </w:r>
+    </w:p>
+    <w:bookmarkEnd w:id="0"/>
+    <w:p>
+      <w:pPr>
+        <w:numPr>
+          <w:ilvl w:val="0"/>
+          <w:numId w:val="0"/>
+        </w:numPr>
+        <w:ind w:leftChars="0"/>
+        <w:rPr>
+          <w:rFonts w:hint="default" w:eastAsiaTheme="minorEastAsia"/>
+          <w:lang w:val="en-US" w:eastAsia="zh-Hans"/>
+        </w:rPr>
+      </w:pPr>
+      <w:r>
+        <w:rPr>
+          <w:rFonts w:hint="eastAsia"/>
+        </w:rPr>
+        <w:t>+++AT*SENDIM,31,2,ack,ALARM-OK,fm_20251027_134455.jpg</w:t>
+      </w:r>
+      <w:r>
+        <w:rPr>
+          <w:rFonts w:hint="eastAsia"/>
+        </w:rPr>
+        <w:br w:type="textWrapping"/>
+      </w:r>
+      <w:r>
+        <w:rPr>
+          <w:rFonts w:hint="eastAsia"/>
+          <w:lang w:val="en-US" w:eastAsia="zh-Hans"/>
+        </w:rPr>
+        <w:t>这个才是对的</w:t>
+      </w:r>
     </w:p>
     <w:p>
       <w:pPr>
@@ -603,8 +648,6 @@
         </w:rPr>
         <w:t>李博回复，具体经纬度需要自己查文档</w:t>
       </w:r>
-      <w:bookmarkStart w:id="0" w:name="_GoBack"/>
-      <w:bookmarkEnd w:id="0"/>
       <w:r>
         <w:rPr>
           <w:rFonts w:hint="eastAsia"/>
